--- a/作业一说明.docx
+++ b/作业一说明.docx
@@ -147,6 +147,8 @@
         </w:rPr>
         <w:t>（2）对按照扫描的古籍图片的每一页，在线进行字、句、段的选定，基于不同的标记方式（颜色、画框、划线）等，体现进行整理的结果。对于每一个字段，右侧具有相应的属性输入框，能够使用简体输入法，输入相应的简体字。</w:t>
       </w:r>
+      <w:bookmarkStart w:id="0" w:name="_GoBack"/>
+      <w:bookmarkEnd w:id="0"/>
     </w:p>
     <w:p>
       <w:pPr>
@@ -451,8 +453,6 @@
         </w:rPr>
         <w:t>其他自己设想的扩展功能。</w:t>
       </w:r>
-      <w:bookmarkStart w:id="0" w:name="_GoBack"/>
-      <w:bookmarkEnd w:id="0"/>
     </w:p>
     <w:p>
       <w:pPr>

--- a/作业一说明.docx
+++ b/作业一说明.docx
@@ -48,7 +48,7 @@
           <w:rFonts w:hint="eastAsia"/>
           <w:lang w:val="en-US" w:eastAsia="zh-CN"/>
         </w:rPr>
-        <w:t>山东大学“文史见长”的传统是其学术声誉的核心组成部分，这一传统根植于深厚的学科历史与持续的学术贡献。历经数代学者的赓续努力，山东大学历史文化学院已形成在国内学术界居于前列、在国际上有重要影响的多个学术方向。本作业基于对于古籍的理解，按照定义的XML格式规范，使用HTML5和JavaScript语言，完成一个古籍的在线编辑器。</w:t>
+        <w:t>山东大学“文史见长”的传统是其学的核心组成部分，这一传统根植于深厚的学科历史与持续的学术贡献。历经数代学者的赓续努力，山东大学历史文化学院已形成在国内学术界居于前列、在国际上有重要影响的多个学术方向。本作业基于对于古籍的理解，按照定义的XML格式规范，使用HTML5和JavaScript语言，术声誉完成一个古籍的在线编辑器。</w:t>
       </w:r>
     </w:p>
     <w:p>
@@ -147,8 +147,6 @@
         </w:rPr>
         <w:t>（2）对按照扫描的古籍图片的每一页，在线进行字、句、段的选定，基于不同的标记方式（颜色、画框、划线）等，体现进行整理的结果。对于每一个字段，右侧具有相应的属性输入框，能够使用简体输入法，输入相应的简体字。</w:t>
       </w:r>
-      <w:bookmarkStart w:id="0" w:name="_GoBack"/>
-      <w:bookmarkEnd w:id="0"/>
     </w:p>
     <w:p>
       <w:pPr>
@@ -348,6 +346,8 @@
         </w:rPr>
         <w:t>搭建Node.JS服务器，能够进行必要的前后端交互，将造字、生成的文件等存入数据库。</w:t>
       </w:r>
+      <w:bookmarkStart w:id="0" w:name="_GoBack"/>
+      <w:bookmarkEnd w:id="0"/>
     </w:p>
     <w:p>
       <w:pPr>
